--- a/templates/Корректировка_ТУ.docx
+++ b/templates/Корректировка_ТУ.docx
@@ -91,7 +91,6 @@
         </w:rPr>
         <w:t>Кому_должность</w:t>
       </w:r>
-      <w:bookmarkStart w:id="0" w:name="_GoBack"/>
       <w:proofErr w:type="spellEnd"/>
       <w:r>
         <w:rPr>
@@ -101,7 +100,6 @@
         </w:rPr>
         <w:t>]]</w:t>
       </w:r>
-      <w:bookmarkEnd w:id="0"/>
     </w:p>
     <w:p>
       <w:pPr>
@@ -587,7 +585,33 @@
           <w:sz w:val="28"/>
           <w:szCs w:val="26"/>
         </w:rPr>
-        <w:t>, а также сканированную версию, подписанную со стороны филиала и заверенную печатью, прошу направить официальным письмом в АО «</w:t>
+        <w:t xml:space="preserve">, а также сканированную версию, подписанную со стороны </w:t>
+      </w:r>
+      <w:r>
+        <w:rPr>
+          <w:rFonts w:ascii="Times New Roman" w:hAnsi="Times New Roman"/>
+          <w:sz w:val="28"/>
+          <w:szCs w:val="26"/>
+        </w:rPr>
+        <w:t>предприятия</w:t>
+      </w:r>
+      <w:r>
+        <w:rPr>
+          <w:rFonts w:ascii="Times New Roman" w:hAnsi="Times New Roman"/>
+          <w:sz w:val="28"/>
+          <w:szCs w:val="26"/>
+        </w:rPr>
+        <w:t xml:space="preserve"> </w:t>
+      </w:r>
+      <w:bookmarkStart w:id="0" w:name="_GoBack"/>
+      <w:bookmarkEnd w:id="0"/>
+      <w:r>
+        <w:rPr>
+          <w:rFonts w:ascii="Times New Roman" w:hAnsi="Times New Roman"/>
+          <w:sz w:val="28"/>
+          <w:szCs w:val="26"/>
+        </w:rPr>
+        <w:t>и заверенную печатью, прошу направить официальным письмом в АО «</w:t>
       </w:r>
       <w:proofErr w:type="spellStart"/>
       <w:r>
@@ -607,17 +631,6 @@
         </w:rPr>
         <w:t xml:space="preserve"> Цифра» в течение 10 рабочих дней.</w:t>
       </w:r>
-    </w:p>
-    <w:p>
-      <w:pPr>
-        <w:pStyle w:val="-2"/>
-        <w:contextualSpacing/>
-        <w:rPr>
-          <w:rFonts w:ascii="Times New Roman" w:hAnsi="Times New Roman"/>
-          <w:sz w:val="28"/>
-          <w:szCs w:val="26"/>
-        </w:rPr>
-      </w:pPr>
     </w:p>
     <w:p>
       <w:pPr>
@@ -950,7 +963,7 @@
           <w:sz w:val="28"/>
           <w:szCs w:val="26"/>
         </w:rPr>
-        <w:t xml:space="preserve">Начальник департамента эксплуатации и </w:t>
+        <w:t xml:space="preserve">Заместитель начальника Департамента </w:t>
       </w:r>
     </w:p>
     <w:p>
@@ -968,7 +981,75 @@
           <w:sz w:val="28"/>
           <w:szCs w:val="26"/>
         </w:rPr>
-        <w:t>размещения ВОЛС на воздушных линиях                                              Е.А. Демина</w:t>
+        <w:t xml:space="preserve">телекоммуникационных сервисов – </w:t>
+      </w:r>
+    </w:p>
+    <w:p>
+      <w:pPr>
+        <w:jc w:val="both"/>
+        <w:rPr>
+          <w:rFonts w:ascii="Times New Roman" w:hAnsi="Times New Roman"/>
+          <w:sz w:val="28"/>
+          <w:szCs w:val="26"/>
+        </w:rPr>
+      </w:pPr>
+      <w:r>
+        <w:rPr>
+          <w:rFonts w:ascii="Times New Roman" w:hAnsi="Times New Roman"/>
+          <w:sz w:val="28"/>
+          <w:szCs w:val="26"/>
+        </w:rPr>
+        <w:t xml:space="preserve">Начальник Управления размещения ВОЛС </w:t>
+      </w:r>
+    </w:p>
+    <w:p>
+      <w:pPr>
+        <w:jc w:val="both"/>
+        <w:rPr>
+          <w:rFonts w:ascii="Times New Roman" w:hAnsi="Times New Roman"/>
+          <w:sz w:val="28"/>
+          <w:szCs w:val="26"/>
+        </w:rPr>
+      </w:pPr>
+      <w:r>
+        <w:rPr>
+          <w:rFonts w:ascii="Times New Roman" w:hAnsi="Times New Roman"/>
+          <w:sz w:val="28"/>
+          <w:szCs w:val="26"/>
+        </w:rPr>
+        <w:t>на воздушных линиях</w:t>
+      </w:r>
+      <w:r>
+        <w:rPr>
+          <w:rFonts w:ascii="Times New Roman" w:hAnsi="Times New Roman"/>
+          <w:sz w:val="28"/>
+          <w:szCs w:val="26"/>
+        </w:rPr>
+        <w:tab/>
+      </w:r>
+      <w:r>
+        <w:rPr>
+          <w:rFonts w:ascii="Times New Roman" w:hAnsi="Times New Roman"/>
+          <w:sz w:val="28"/>
+          <w:szCs w:val="26"/>
+        </w:rPr>
+        <w:tab/>
+      </w:r>
+      <w:r>
+        <w:rPr>
+          <w:rFonts w:ascii="Times New Roman" w:hAnsi="Times New Roman"/>
+          <w:sz w:val="28"/>
+          <w:szCs w:val="26"/>
+        </w:rPr>
+        <w:tab/>
+      </w:r>
+      <w:r>
+        <w:rPr>
+          <w:rFonts w:ascii="Times New Roman" w:hAnsi="Times New Roman"/>
+          <w:sz w:val="28"/>
+          <w:szCs w:val="26"/>
+        </w:rPr>
+        <w:t xml:space="preserve">                                              Е.А. Демина</w:t>
       </w:r>
     </w:p>
     <w:p>

--- a/templates/Корректировка_ТУ.docx
+++ b/templates/Корректировка_ТУ.docx
@@ -467,7 +467,25 @@
           <w:sz w:val="28"/>
           <w:szCs w:val="26"/>
         </w:rPr>
-        <w:t>В соответствии с Договором коммерческого представительства от 18.12.2019 №УВВ-77Д-2345-19/407/30-1602, а также обращением</w:t>
+        <w:t xml:space="preserve">В соответствии с Договором коммерческого представительства </w:t>
+      </w:r>
+      <w:r>
+        <w:rPr>
+          <w:rFonts w:ascii="Times New Roman" w:hAnsi="Times New Roman"/>
+          <w:sz w:val="28"/>
+          <w:szCs w:val="26"/>
+        </w:rPr>
+        <w:t>от 28.11.2024 №10001401000118/УВВ-77Д-0842-14</w:t>
+      </w:r>
+      <w:bookmarkStart w:id="0" w:name="_GoBack"/>
+      <w:bookmarkEnd w:id="0"/>
+      <w:r>
+        <w:rPr>
+          <w:rFonts w:ascii="Times New Roman" w:hAnsi="Times New Roman"/>
+          <w:sz w:val="28"/>
+          <w:szCs w:val="26"/>
+        </w:rPr>
+        <w:t>, а также обращением</w:t>
       </w:r>
       <w:r>
         <w:rPr>
@@ -601,17 +619,7 @@
           <w:sz w:val="28"/>
           <w:szCs w:val="26"/>
         </w:rPr>
-        <w:t xml:space="preserve"> </w:t>
-      </w:r>
-      <w:bookmarkStart w:id="0" w:name="_GoBack"/>
-      <w:bookmarkEnd w:id="0"/>
-      <w:r>
-        <w:rPr>
-          <w:rFonts w:ascii="Times New Roman" w:hAnsi="Times New Roman"/>
-          <w:sz w:val="28"/>
-          <w:szCs w:val="26"/>
-        </w:rPr>
-        <w:t>и заверенную печатью, прошу направить официальным письмом в АО «</w:t>
+        <w:t xml:space="preserve"> и заверенную печатью, прошу направить официальным письмом в АО «</w:t>
       </w:r>
       <w:proofErr w:type="spellStart"/>
       <w:r>

--- a/templates/Корректировка_ТУ.docx
+++ b/templates/Корректировка_ТУ.docx
@@ -82,7 +82,6 @@
         </w:rPr>
         <w:t>[[</w:t>
       </w:r>
-      <w:proofErr w:type="spellStart"/>
       <w:r>
         <w:rPr>
           <w:rFonts w:ascii="Times New Roman" w:hAnsi="Times New Roman"/>
@@ -91,7 +90,6 @@
         </w:rPr>
         <w:t>Кому_должность</w:t>
       </w:r>
-      <w:proofErr w:type="spellEnd"/>
       <w:r>
         <w:rPr>
           <w:rFonts w:ascii="Times New Roman" w:hAnsi="Times New Roman"/>
@@ -161,7 +159,6 @@
         </w:rPr>
         <w:t>[[</w:t>
       </w:r>
-      <w:proofErr w:type="spellStart"/>
       <w:r>
         <w:rPr>
           <w:rFonts w:ascii="Times New Roman" w:hAnsi="Times New Roman"/>
@@ -170,7 +167,6 @@
         </w:rPr>
         <w:t>Кому_ФИО</w:t>
       </w:r>
-      <w:proofErr w:type="spellEnd"/>
       <w:r>
         <w:rPr>
           <w:rFonts w:ascii="Times New Roman" w:hAnsi="Times New Roman"/>
@@ -296,7 +292,6 @@
         </w:rPr>
         <w:t>[[</w:t>
       </w:r>
-      <w:proofErr w:type="spellStart"/>
       <w:r>
         <w:rPr>
           <w:rFonts w:ascii="Times New Roman" w:hAnsi="Times New Roman"/>
@@ -305,7 +300,6 @@
         </w:rPr>
         <w:t>Место_запрашиваемого_размещения</w:t>
       </w:r>
-      <w:proofErr w:type="spellEnd"/>
       <w:r>
         <w:rPr>
           <w:rFonts w:ascii="Times New Roman" w:hAnsi="Times New Roman"/>
@@ -382,7 +376,6 @@
         </w:rPr>
         <w:t>[[</w:t>
       </w:r>
-      <w:proofErr w:type="spellStart"/>
       <w:r>
         <w:rPr>
           <w:rFonts w:ascii="Times New Roman" w:hAnsi="Times New Roman"/>
@@ -391,7 +384,6 @@
         </w:rPr>
         <w:t>ый_ая</w:t>
       </w:r>
-      <w:proofErr w:type="spellEnd"/>
       <w:r>
         <w:rPr>
           <w:rFonts w:ascii="Times New Roman" w:hAnsi="Times New Roman"/>
@@ -467,15 +459,7 @@
           <w:sz w:val="28"/>
           <w:szCs w:val="26"/>
         </w:rPr>
-        <w:t xml:space="preserve">В соответствии с Договором коммерческого представительства </w:t>
-      </w:r>
-      <w:r>
-        <w:rPr>
-          <w:rFonts w:ascii="Times New Roman" w:hAnsi="Times New Roman"/>
-          <w:sz w:val="28"/>
-          <w:szCs w:val="26"/>
-        </w:rPr>
-        <w:t>от 28.11.2024 №10001401000118/УВВ-77Д-0842-14</w:t>
+        <w:t>В соответствии с д</w:t>
       </w:r>
       <w:bookmarkStart w:id="0" w:name="_GoBack"/>
       <w:bookmarkEnd w:id="0"/>
@@ -485,6 +469,22 @@
           <w:sz w:val="28"/>
           <w:szCs w:val="26"/>
         </w:rPr>
+        <w:t xml:space="preserve">оговором коммерческого представительства </w:t>
+      </w:r>
+      <w:r>
+        <w:rPr>
+          <w:rFonts w:ascii="Times New Roman" w:hAnsi="Times New Roman"/>
+          <w:sz w:val="28"/>
+          <w:szCs w:val="26"/>
+        </w:rPr>
+        <w:t>от 28.11.2024 №10001401000118/УВВ-77Д-0842-14</w:t>
+      </w:r>
+      <w:r>
+        <w:rPr>
+          <w:rFonts w:ascii="Times New Roman" w:hAnsi="Times New Roman"/>
+          <w:sz w:val="28"/>
+          <w:szCs w:val="26"/>
+        </w:rPr>
         <w:t>, а также обращением</w:t>
       </w:r>
       <w:r>
@@ -543,7 +543,6 @@
         </w:rPr>
         <w:t>[[</w:t>
       </w:r>
-      <w:proofErr w:type="spellStart"/>
       <w:r>
         <w:rPr>
           <w:rFonts w:ascii="Times New Roman" w:hAnsi="Times New Roman"/>
@@ -552,7 +551,6 @@
         </w:rPr>
         <w:t>Место_запрашиваемого_размещения</w:t>
       </w:r>
-      <w:proofErr w:type="spellEnd"/>
       <w:r>
         <w:rPr>
           <w:rFonts w:ascii="Times New Roman" w:hAnsi="Times New Roman"/>
@@ -619,25 +617,7 @@
           <w:sz w:val="28"/>
           <w:szCs w:val="26"/>
         </w:rPr>
-        <w:t xml:space="preserve"> и заверенную печатью, прошу направить официальным письмом в АО «</w:t>
-      </w:r>
-      <w:proofErr w:type="spellStart"/>
-      <w:r>
-        <w:rPr>
-          <w:rFonts w:ascii="Times New Roman" w:hAnsi="Times New Roman"/>
-          <w:sz w:val="28"/>
-          <w:szCs w:val="26"/>
-        </w:rPr>
-        <w:t>Россети</w:t>
-      </w:r>
-      <w:proofErr w:type="spellEnd"/>
-      <w:r>
-        <w:rPr>
-          <w:rFonts w:ascii="Times New Roman" w:hAnsi="Times New Roman"/>
-          <w:sz w:val="28"/>
-          <w:szCs w:val="26"/>
-        </w:rPr>
-        <w:t xml:space="preserve"> Цифра» в течение 10 рабочих дней.</w:t>
+        <w:t xml:space="preserve"> и заверенную печатью, прошу направить официальным письмом в АО «Россети Цифра» в течение 10 рабочих дней.</w:t>
       </w:r>
     </w:p>
     <w:p>
@@ -801,7 +781,6 @@
         </w:rPr>
         <w:t>[[</w:t>
       </w:r>
-      <w:proofErr w:type="spellStart"/>
       <w:r>
         <w:rPr>
           <w:rFonts w:ascii="Times New Roman" w:hAnsi="Times New Roman"/>
@@ -811,7 +790,6 @@
         </w:rPr>
         <w:t>Номер_ТУ</w:t>
       </w:r>
-      <w:proofErr w:type="spellEnd"/>
       <w:r>
         <w:rPr>
           <w:rFonts w:ascii="Times New Roman" w:hAnsi="Times New Roman"/>
@@ -1123,7 +1101,6 @@
           <w:szCs w:val="22"/>
         </w:rPr>
       </w:pPr>
-      <w:proofErr w:type="spellStart"/>
       <w:r>
         <w:rPr>
           <w:rFonts w:ascii="Times New Roman" w:hAnsi="Times New Roman"/>
@@ -1133,7 +1110,6 @@
         </w:rPr>
         <w:t>nelipa</w:t>
       </w:r>
-      <w:proofErr w:type="spellEnd"/>
       <w:r>
         <w:rPr>
           <w:rFonts w:ascii="Times New Roman" w:hAnsi="Times New Roman"/>
@@ -1157,18 +1133,8 @@
           <w:sz w:val="20"/>
           <w:szCs w:val="22"/>
         </w:rPr>
-        <w:t>@</w:t>
-      </w:r>
-      <w:proofErr w:type="spellStart"/>
-      <w:r>
-        <w:rPr>
-          <w:rFonts w:ascii="Times New Roman" w:hAnsi="Times New Roman"/>
-          <w:sz w:val="20"/>
-          <w:szCs w:val="22"/>
-        </w:rPr>
-        <w:t>rosseti.digital</w:t>
-      </w:r>
-      <w:proofErr w:type="spellEnd"/>
+        <w:t>@rosseti.digital</w:t>
+      </w:r>
     </w:p>
     <w:sectPr>
       <w:headerReference w:type="first" r:id="rId6"/>
